--- a/Пояснительная_записка_Галицкий(1).docx
+++ b/Пояснительная_записка_Галицкий(1).docx
@@ -2457,6 +2457,114 @@
         <w:spacing w:lineRule="auto" w:line="276" w:before="0" w:after="0"/>
         <w:ind w:firstLine="709"/>
         <w:jc w:val="both"/>
+        <w:rPr>
+          <w:rFonts w:ascii="Times New Roman" w:hAnsi="Times New Roman" w:eastAsia="Times New Roman" w:cs="Times New Roman"/>
+          <w:sz w:val="28"/>
+          <w:szCs w:val="28"/>
+        </w:rPr>
+      </w:pPr>
+      <w:r>
+        <w:rPr/>
+        <w:drawing>
+          <wp:anchor behindDoc="0" distT="0" distB="0" distL="0" distR="0" simplePos="0" locked="0" layoutInCell="0" allowOverlap="1" relativeHeight="9">
+            <wp:simplePos x="0" y="0"/>
+            <wp:positionH relativeFrom="column">
+              <wp:align>center</wp:align>
+            </wp:positionH>
+            <wp:positionV relativeFrom="paragraph">
+              <wp:posOffset>635</wp:posOffset>
+            </wp:positionV>
+            <wp:extent cx="5939790" cy="4457065"/>
+            <wp:effectExtent l="0" t="0" r="0" b="0"/>
+            <wp:wrapTopAndBottom/>
+            <wp:docPr id="3" name="Изображение8" descr=""/>
+            <wp:cNvGraphicFramePr>
+              <a:graphicFrameLocks xmlns:a="http://schemas.openxmlformats.org/drawingml/2006/main" noChangeAspect="1"/>
+            </wp:cNvGraphicFramePr>
+            <a:graphic xmlns:a="http://schemas.openxmlformats.org/drawingml/2006/main">
+              <a:graphicData uri="http://schemas.openxmlformats.org/drawingml/2006/picture">
+                <pic:pic xmlns:pic="http://schemas.openxmlformats.org/drawingml/2006/picture">
+                  <pic:nvPicPr>
+                    <pic:cNvPr id="3" name="Изображение8" descr=""/>
+                    <pic:cNvPicPr>
+                      <a:picLocks noChangeAspect="1" noChangeArrowheads="1"/>
+                    </pic:cNvPicPr>
+                  </pic:nvPicPr>
+                  <pic:blipFill>
+                    <a:blip r:embed="rId4"/>
+                    <a:stretch>
+                      <a:fillRect/>
+                    </a:stretch>
+                  </pic:blipFill>
+                  <pic:spPr bwMode="auto">
+                    <a:xfrm>
+                      <a:off x="0" y="0"/>
+                      <a:ext cx="5939790" cy="4457065"/>
+                    </a:xfrm>
+                    <a:prstGeom prst="rect">
+                      <a:avLst/>
+                    </a:prstGeom>
+                  </pic:spPr>
+                </pic:pic>
+              </a:graphicData>
+            </a:graphic>
+          </wp:anchor>
+        </w:drawing>
+      </w:r>
+    </w:p>
+    <w:p>
+      <w:pPr>
+        <w:pStyle w:val="Normal"/>
+        <w:spacing w:lineRule="auto" w:line="276"/>
+        <w:jc w:val="center"/>
+        <w:rPr/>
+      </w:pPr>
+      <w:r>
+        <w:rPr>
+          <w:rFonts w:eastAsia="Times New Roman" w:cs="Times New Roman"/>
+          <w:sz w:val="28"/>
+          <w:szCs w:val="28"/>
+        </w:rPr>
+        <w:t>Рисунок 1.</w:t>
+      </w:r>
+      <w:r>
+        <w:rPr>
+          <w:rFonts w:eastAsia="Times New Roman" w:cs="Times New Roman"/>
+          <w:sz w:val="28"/>
+          <w:szCs w:val="28"/>
+        </w:rPr>
+        <w:t>3</w:t>
+      </w:r>
+      <w:r>
+        <w:rPr>
+          <w:rFonts w:eastAsia="Times New Roman" w:cs="Times New Roman"/>
+          <w:sz w:val="28"/>
+          <w:szCs w:val="28"/>
+        </w:rPr>
+        <w:t xml:space="preserve"> – Интерфейс платформы helpfulgames.com</w:t>
+      </w:r>
+    </w:p>
+    <w:p>
+      <w:pPr>
+        <w:pStyle w:val="Normal"/>
+        <w:spacing w:lineRule="auto" w:line="276"/>
+        <w:jc w:val="center"/>
+        <w:rPr>
+          <w:rFonts w:ascii="Times New Roman" w:hAnsi="Times New Roman" w:eastAsia="Times New Roman" w:cs="Times New Roman"/>
+          <w:sz w:val="28"/>
+          <w:szCs w:val="28"/>
+        </w:rPr>
+      </w:pPr>
+      <w:r>
+        <w:rPr/>
+      </w:r>
+    </w:p>
+    <w:p>
+      <w:pPr>
+        <w:pStyle w:val="Normal"/>
+        <w:spacing w:lineRule="auto" w:line="276" w:before="0" w:after="0"/>
+        <w:ind w:firstLine="709"/>
+        <w:jc w:val="both"/>
         <w:rPr/>
       </w:pPr>
       <w:r>
@@ -10261,7 +10369,7 @@
             <wp:extent cx="5939790" cy="354965"/>
             <wp:effectExtent l="0" t="0" r="0" b="0"/>
             <wp:wrapSquare wrapText="largest"/>
-            <wp:docPr id="3" name="Изображение1" descr=""/>
+            <wp:docPr id="4" name="Изображение1" descr=""/>
             <wp:cNvGraphicFramePr>
               <a:graphicFrameLocks xmlns:a="http://schemas.openxmlformats.org/drawingml/2006/main" noChangeAspect="1"/>
             </wp:cNvGraphicFramePr>
@@ -10269,13 +10377,13 @@
               <a:graphicData uri="http://schemas.openxmlformats.org/drawingml/2006/picture">
                 <pic:pic xmlns:pic="http://schemas.openxmlformats.org/drawingml/2006/picture">
                   <pic:nvPicPr>
-                    <pic:cNvPr id="3" name="Изображение1" descr=""/>
+                    <pic:cNvPr id="4" name="Изображение1" descr=""/>
                     <pic:cNvPicPr>
                       <a:picLocks noChangeAspect="1" noChangeArrowheads="1"/>
                     </pic:cNvPicPr>
                   </pic:nvPicPr>
                   <pic:blipFill>
-                    <a:blip r:embed="rId4"/>
+                    <a:blip r:embed="rId5"/>
                     <a:stretch>
                       <a:fillRect/>
                     </a:stretch>
@@ -10368,7 +10476,7 @@
             <wp:extent cx="5939790" cy="1388745"/>
             <wp:effectExtent l="0" t="0" r="0" b="0"/>
             <wp:wrapSquare wrapText="largest"/>
-            <wp:docPr id="4" name="Изображение4" descr=""/>
+            <wp:docPr id="5" name="Изображение4" descr=""/>
             <wp:cNvGraphicFramePr>
               <a:graphicFrameLocks xmlns:a="http://schemas.openxmlformats.org/drawingml/2006/main" noChangeAspect="1"/>
             </wp:cNvGraphicFramePr>
@@ -10376,13 +10484,13 @@
               <a:graphicData uri="http://schemas.openxmlformats.org/drawingml/2006/picture">
                 <pic:pic xmlns:pic="http://schemas.openxmlformats.org/drawingml/2006/picture">
                   <pic:nvPicPr>
-                    <pic:cNvPr id="4" name="Изображение4" descr=""/>
+                    <pic:cNvPr id="5" name="Изображение4" descr=""/>
                     <pic:cNvPicPr>
                       <a:picLocks noChangeAspect="1" noChangeArrowheads="1"/>
                     </pic:cNvPicPr>
                   </pic:nvPicPr>
                   <pic:blipFill>
-                    <a:blip r:embed="rId5"/>
+                    <a:blip r:embed="rId6"/>
                     <a:stretch>
                       <a:fillRect/>
                     </a:stretch>
@@ -10475,7 +10583,7 @@
             <wp:extent cx="5939790" cy="1484630"/>
             <wp:effectExtent l="0" t="0" r="0" b="0"/>
             <wp:wrapSquare wrapText="largest"/>
-            <wp:docPr id="5" name="Изображение5" descr=""/>
+            <wp:docPr id="6" name="Изображение5" descr=""/>
             <wp:cNvGraphicFramePr>
               <a:graphicFrameLocks xmlns:a="http://schemas.openxmlformats.org/drawingml/2006/main" noChangeAspect="1"/>
             </wp:cNvGraphicFramePr>
@@ -10483,13 +10591,13 @@
               <a:graphicData uri="http://schemas.openxmlformats.org/drawingml/2006/picture">
                 <pic:pic xmlns:pic="http://schemas.openxmlformats.org/drawingml/2006/picture">
                   <pic:nvPicPr>
-                    <pic:cNvPr id="5" name="Изображение5" descr=""/>
+                    <pic:cNvPr id="6" name="Изображение5" descr=""/>
                     <pic:cNvPicPr>
                       <a:picLocks noChangeAspect="1" noChangeArrowheads="1"/>
                     </pic:cNvPicPr>
                   </pic:nvPicPr>
                   <pic:blipFill>
-                    <a:blip r:embed="rId6"/>
+                    <a:blip r:embed="rId7"/>
                     <a:stretch>
                       <a:fillRect/>
                     </a:stretch>
@@ -10830,7 +10938,7 @@
             <wp:extent cx="5939790" cy="3357245"/>
             <wp:effectExtent l="0" t="0" r="0" b="0"/>
             <wp:wrapSquare wrapText="largest"/>
-            <wp:docPr id="6" name="Изображение6" descr=""/>
+            <wp:docPr id="7" name="Изображение6" descr=""/>
             <wp:cNvGraphicFramePr>
               <a:graphicFrameLocks xmlns:a="http://schemas.openxmlformats.org/drawingml/2006/main" noChangeAspect="1"/>
             </wp:cNvGraphicFramePr>
@@ -10838,184 +10946,7 @@
               <a:graphicData uri="http://schemas.openxmlformats.org/drawingml/2006/picture">
                 <pic:pic xmlns:pic="http://schemas.openxmlformats.org/drawingml/2006/picture">
                   <pic:nvPicPr>
-                    <pic:cNvPr id="6" name="Изображение6" descr=""/>
-                    <pic:cNvPicPr>
-                      <a:picLocks noChangeAspect="1" noChangeArrowheads="1"/>
-                    </pic:cNvPicPr>
-                  </pic:nvPicPr>
-                  <pic:blipFill>
-                    <a:blip r:embed="rId7"/>
-                    <a:stretch>
-                      <a:fillRect/>
-                    </a:stretch>
-                  </pic:blipFill>
-                  <pic:spPr bwMode="auto">
-                    <a:xfrm>
-                      <a:off x="0" y="0"/>
-                      <a:ext cx="5939790" cy="3357245"/>
-                    </a:xfrm>
-                    <a:prstGeom prst="rect">
-                      <a:avLst/>
-                    </a:prstGeom>
-                  </pic:spPr>
-                </pic:pic>
-              </a:graphicData>
-            </a:graphic>
-          </wp:anchor>
-        </w:drawing>
-      </w:r>
-    </w:p>
-    <w:p>
-      <w:pPr>
-        <w:pStyle w:val="Normal"/>
-        <w:spacing w:lineRule="auto" w:line="276"/>
-        <w:jc w:val="center"/>
-        <w:rPr/>
-      </w:pPr>
-      <w:r>
-        <w:rPr>
-          <w:rFonts w:eastAsia="Times New Roman" w:cs="Times New Roman"/>
-          <w:sz w:val="28"/>
-          <w:szCs w:val="28"/>
-        </w:rPr>
-        <w:t xml:space="preserve">Рисунок </w:t>
-      </w:r>
-      <w:r>
-        <w:rPr>
-          <w:rFonts w:eastAsia="Times New Roman" w:cs="Times New Roman"/>
-          <w:sz w:val="28"/>
-          <w:szCs w:val="28"/>
-        </w:rPr>
-        <w:t>5.1</w:t>
-      </w:r>
-      <w:r>
-        <w:rPr>
-          <w:rFonts w:eastAsia="Times New Roman" w:cs="Times New Roman"/>
-          <w:sz w:val="28"/>
-          <w:szCs w:val="28"/>
-        </w:rPr>
-        <w:t xml:space="preserve"> – Экран лобби</w:t>
-      </w:r>
-    </w:p>
-    <w:p>
-      <w:pPr>
-        <w:pStyle w:val="Normal"/>
-        <w:spacing w:lineRule="auto" w:line="276"/>
-        <w:ind w:firstLine="709"/>
-        <w:jc w:val="both"/>
-        <w:rPr>
-          <w:rFonts w:ascii="Times New Roman" w:hAnsi="Times New Roman" w:eastAsia="Times New Roman" w:cs="Times New Roman"/>
-          <w:sz w:val="28"/>
-          <w:szCs w:val="28"/>
-        </w:rPr>
-      </w:pPr>
-      <w:r>
-        <w:rPr/>
-      </w:r>
-    </w:p>
-    <w:p>
-      <w:pPr>
-        <w:pStyle w:val="Normal"/>
-        <w:spacing w:lineRule="auto" w:line="276" w:before="0" w:after="0"/>
-        <w:ind w:firstLine="709"/>
-        <w:jc w:val="both"/>
-        <w:rPr/>
-      </w:pPr>
-      <w:r>
-        <w:rPr>
-          <w:rFonts w:eastAsia="Times New Roman" w:cs="Times New Roman"/>
-          <w:sz w:val="28"/>
-          <w:szCs w:val="28"/>
-        </w:rPr>
-        <w:t>После подключения обоих игроков открывается игровой экран с полем карточек, обращённых «рубашкой» вверх. Размер поля зависит от выбранного уровня сложности. Порядок совершения хода следующий:</w:t>
-      </w:r>
-    </w:p>
-    <w:p>
-      <w:pPr>
-        <w:pStyle w:val="Normal"/>
-        <w:spacing w:lineRule="auto" w:line="276"/>
-        <w:ind w:firstLine="709"/>
-        <w:jc w:val="both"/>
-        <w:rPr/>
-      </w:pPr>
-      <w:r>
-        <w:rPr>
-          <w:rFonts w:eastAsia="Times New Roman" w:cs="Times New Roman"/>
-          <w:sz w:val="28"/>
-          <w:szCs w:val="28"/>
-        </w:rPr>
-        <w:t>1 Дождаться своей очереди — индикатор хода показывает, чей сейчас ход.</w:t>
-      </w:r>
-    </w:p>
-    <w:p>
-      <w:pPr>
-        <w:pStyle w:val="Normal"/>
-        <w:spacing w:lineRule="auto" w:line="276"/>
-        <w:ind w:firstLine="709"/>
-        <w:jc w:val="both"/>
-        <w:rPr/>
-      </w:pPr>
-      <w:r>
-        <w:rPr>
-          <w:rFonts w:eastAsia="Times New Roman" w:cs="Times New Roman"/>
-          <w:sz w:val="28"/>
-          <w:szCs w:val="28"/>
-        </w:rPr>
-        <w:t>2 Кликнуть на первую карточку — она перевернётся, открыв изображение.</w:t>
-      </w:r>
-    </w:p>
-    <w:p>
-      <w:pPr>
-        <w:pStyle w:val="Normal"/>
-        <w:spacing w:lineRule="auto" w:line="276"/>
-        <w:ind w:firstLine="709"/>
-        <w:jc w:val="both"/>
-        <w:rPr/>
-      </w:pPr>
-      <w:r>
-        <w:rPr>
-          <w:rFonts w:eastAsia="Times New Roman" w:cs="Times New Roman"/>
-          <w:sz w:val="28"/>
-          <w:szCs w:val="28"/>
-        </w:rPr>
-        <w:t>3 Кликнуть на вторую карточку. Если изображения совпали, пара останется открытой, игроку начислится очко, и он сделает следующий ход. Если изображения не совпали, через короткую паузу карты закроются, а ход перейдёт сопернику.</w:t>
-      </w:r>
-    </w:p>
-    <w:p>
-      <w:pPr>
-        <w:pStyle w:val="Normal"/>
-        <w:spacing w:lineRule="auto" w:line="276"/>
-        <w:ind w:firstLine="709"/>
-        <w:jc w:val="both"/>
-        <w:rPr>
-          <w:rFonts w:ascii="Times New Roman" w:hAnsi="Times New Roman" w:eastAsia="Times New Roman" w:cs="Times New Roman"/>
-          <w:sz w:val="28"/>
-          <w:szCs w:val="28"/>
-        </w:rPr>
-      </w:pPr>
-      <w:r>
-        <w:rPr/>
-        <w:drawing>
-          <wp:anchor behindDoc="0" distT="0" distB="0" distL="0" distR="0" simplePos="0" locked="0" layoutInCell="0" allowOverlap="1" relativeHeight="8">
-            <wp:simplePos x="0" y="0"/>
-            <wp:positionH relativeFrom="column">
-              <wp:posOffset>0</wp:posOffset>
-            </wp:positionH>
-            <wp:positionV relativeFrom="paragraph">
-              <wp:posOffset>25400</wp:posOffset>
-            </wp:positionV>
-            <wp:extent cx="5939790" cy="3357245"/>
-            <wp:effectExtent l="0" t="0" r="0" b="0"/>
-            <wp:wrapSquare wrapText="largest"/>
-            <wp:docPr id="7" name="Изображение7" descr=""/>
-            <wp:cNvGraphicFramePr>
-              <a:graphicFrameLocks xmlns:a="http://schemas.openxmlformats.org/drawingml/2006/main" noChangeAspect="1"/>
-            </wp:cNvGraphicFramePr>
-            <a:graphic xmlns:a="http://schemas.openxmlformats.org/drawingml/2006/main">
-              <a:graphicData uri="http://schemas.openxmlformats.org/drawingml/2006/picture">
-                <pic:pic xmlns:pic="http://schemas.openxmlformats.org/drawingml/2006/picture">
-                  <pic:nvPicPr>
-                    <pic:cNvPr id="7" name="Изображение7" descr=""/>
+                    <pic:cNvPr id="7" name="Изображение6" descr=""/>
                     <pic:cNvPicPr>
                       <a:picLocks noChangeAspect="1" noChangeArrowheads="1"/>
                     </pic:cNvPicPr>
@@ -11063,6 +10994,183 @@
           <w:sz w:val="28"/>
           <w:szCs w:val="28"/>
         </w:rPr>
+        <w:t>5.1</w:t>
+      </w:r>
+      <w:r>
+        <w:rPr>
+          <w:rFonts w:eastAsia="Times New Roman" w:cs="Times New Roman"/>
+          <w:sz w:val="28"/>
+          <w:szCs w:val="28"/>
+        </w:rPr>
+        <w:t xml:space="preserve"> – Экран лобби</w:t>
+      </w:r>
+    </w:p>
+    <w:p>
+      <w:pPr>
+        <w:pStyle w:val="Normal"/>
+        <w:spacing w:lineRule="auto" w:line="276"/>
+        <w:ind w:firstLine="709"/>
+        <w:jc w:val="both"/>
+        <w:rPr>
+          <w:rFonts w:ascii="Times New Roman" w:hAnsi="Times New Roman" w:eastAsia="Times New Roman" w:cs="Times New Roman"/>
+          <w:sz w:val="28"/>
+          <w:szCs w:val="28"/>
+        </w:rPr>
+      </w:pPr>
+      <w:r>
+        <w:rPr/>
+      </w:r>
+    </w:p>
+    <w:p>
+      <w:pPr>
+        <w:pStyle w:val="Normal"/>
+        <w:spacing w:lineRule="auto" w:line="276" w:before="0" w:after="0"/>
+        <w:ind w:firstLine="709"/>
+        <w:jc w:val="both"/>
+        <w:rPr/>
+      </w:pPr>
+      <w:r>
+        <w:rPr>
+          <w:rFonts w:eastAsia="Times New Roman" w:cs="Times New Roman"/>
+          <w:sz w:val="28"/>
+          <w:szCs w:val="28"/>
+        </w:rPr>
+        <w:t>После подключения обоих игроков открывается игровой экран с полем карточек, обращённых «рубашкой» вверх. Размер поля зависит от выбранного уровня сложности. Порядок совершения хода следующий:</w:t>
+      </w:r>
+    </w:p>
+    <w:p>
+      <w:pPr>
+        <w:pStyle w:val="Normal"/>
+        <w:spacing w:lineRule="auto" w:line="276"/>
+        <w:ind w:firstLine="709"/>
+        <w:jc w:val="both"/>
+        <w:rPr/>
+      </w:pPr>
+      <w:r>
+        <w:rPr>
+          <w:rFonts w:eastAsia="Times New Roman" w:cs="Times New Roman"/>
+          <w:sz w:val="28"/>
+          <w:szCs w:val="28"/>
+        </w:rPr>
+        <w:t>1 Дождаться своей очереди — индикатор хода показывает, чей сейчас ход.</w:t>
+      </w:r>
+    </w:p>
+    <w:p>
+      <w:pPr>
+        <w:pStyle w:val="Normal"/>
+        <w:spacing w:lineRule="auto" w:line="276"/>
+        <w:ind w:firstLine="709"/>
+        <w:jc w:val="both"/>
+        <w:rPr/>
+      </w:pPr>
+      <w:r>
+        <w:rPr>
+          <w:rFonts w:eastAsia="Times New Roman" w:cs="Times New Roman"/>
+          <w:sz w:val="28"/>
+          <w:szCs w:val="28"/>
+        </w:rPr>
+        <w:t>2 Кликнуть на первую карточку — она перевернётся, открыв изображение.</w:t>
+      </w:r>
+    </w:p>
+    <w:p>
+      <w:pPr>
+        <w:pStyle w:val="Normal"/>
+        <w:spacing w:lineRule="auto" w:line="276"/>
+        <w:ind w:firstLine="709"/>
+        <w:jc w:val="both"/>
+        <w:rPr/>
+      </w:pPr>
+      <w:r>
+        <w:rPr>
+          <w:rFonts w:eastAsia="Times New Roman" w:cs="Times New Roman"/>
+          <w:sz w:val="28"/>
+          <w:szCs w:val="28"/>
+        </w:rPr>
+        <w:t>3 Кликнуть на вторую карточку. Если изображения совпали, пара останется открытой, игроку начислится очко, и он сделает следующий ход. Если изображения не совпали, через короткую паузу карты закроются, а ход перейдёт сопернику.</w:t>
+      </w:r>
+    </w:p>
+    <w:p>
+      <w:pPr>
+        <w:pStyle w:val="Normal"/>
+        <w:spacing w:lineRule="auto" w:line="276"/>
+        <w:ind w:firstLine="709"/>
+        <w:jc w:val="both"/>
+        <w:rPr>
+          <w:rFonts w:ascii="Times New Roman" w:hAnsi="Times New Roman" w:eastAsia="Times New Roman" w:cs="Times New Roman"/>
+          <w:sz w:val="28"/>
+          <w:szCs w:val="28"/>
+        </w:rPr>
+      </w:pPr>
+      <w:r>
+        <w:rPr/>
+        <w:drawing>
+          <wp:anchor behindDoc="0" distT="0" distB="0" distL="0" distR="0" simplePos="0" locked="0" layoutInCell="0" allowOverlap="1" relativeHeight="8">
+            <wp:simplePos x="0" y="0"/>
+            <wp:positionH relativeFrom="column">
+              <wp:posOffset>0</wp:posOffset>
+            </wp:positionH>
+            <wp:positionV relativeFrom="paragraph">
+              <wp:posOffset>25400</wp:posOffset>
+            </wp:positionV>
+            <wp:extent cx="5939790" cy="3357245"/>
+            <wp:effectExtent l="0" t="0" r="0" b="0"/>
+            <wp:wrapSquare wrapText="largest"/>
+            <wp:docPr id="8" name="Изображение7" descr=""/>
+            <wp:cNvGraphicFramePr>
+              <a:graphicFrameLocks xmlns:a="http://schemas.openxmlformats.org/drawingml/2006/main" noChangeAspect="1"/>
+            </wp:cNvGraphicFramePr>
+            <a:graphic xmlns:a="http://schemas.openxmlformats.org/drawingml/2006/main">
+              <a:graphicData uri="http://schemas.openxmlformats.org/drawingml/2006/picture">
+                <pic:pic xmlns:pic="http://schemas.openxmlformats.org/drawingml/2006/picture">
+                  <pic:nvPicPr>
+                    <pic:cNvPr id="8" name="Изображение7" descr=""/>
+                    <pic:cNvPicPr>
+                      <a:picLocks noChangeAspect="1" noChangeArrowheads="1"/>
+                    </pic:cNvPicPr>
+                  </pic:nvPicPr>
+                  <pic:blipFill>
+                    <a:blip r:embed="rId9"/>
+                    <a:stretch>
+                      <a:fillRect/>
+                    </a:stretch>
+                  </pic:blipFill>
+                  <pic:spPr bwMode="auto">
+                    <a:xfrm>
+                      <a:off x="0" y="0"/>
+                      <a:ext cx="5939790" cy="3357245"/>
+                    </a:xfrm>
+                    <a:prstGeom prst="rect">
+                      <a:avLst/>
+                    </a:prstGeom>
+                  </pic:spPr>
+                </pic:pic>
+              </a:graphicData>
+            </a:graphic>
+          </wp:anchor>
+        </w:drawing>
+      </w:r>
+    </w:p>
+    <w:p>
+      <w:pPr>
+        <w:pStyle w:val="Normal"/>
+        <w:spacing w:lineRule="auto" w:line="276"/>
+        <w:jc w:val="center"/>
+        <w:rPr/>
+      </w:pPr>
+      <w:r>
+        <w:rPr>
+          <w:rFonts w:eastAsia="Times New Roman" w:cs="Times New Roman"/>
+          <w:sz w:val="28"/>
+          <w:szCs w:val="28"/>
+        </w:rPr>
+        <w:t xml:space="preserve">Рисунок </w:t>
+      </w:r>
+      <w:r>
+        <w:rPr>
+          <w:rFonts w:eastAsia="Times New Roman" w:cs="Times New Roman"/>
+          <w:sz w:val="28"/>
+          <w:szCs w:val="28"/>
+        </w:rPr>
         <w:t>5.2</w:t>
       </w:r>
       <w:r>
@@ -14848,8 +14956,8 @@
       </w:r>
     </w:p>
     <w:sectPr>
-      <w:footerReference w:type="even" r:id="rId9"/>
-      <w:footerReference w:type="default" r:id="rId10"/>
+      <w:footerReference w:type="even" r:id="rId10"/>
+      <w:footerReference w:type="default" r:id="rId11"/>
       <w:type w:val="nextPage"/>
       <w:pgSz w:w="11906" w:h="16838"/>
       <w:pgMar w:left="1701" w:right="851" w:gutter="0" w:header="0" w:top="1134" w:footer="708" w:bottom="1134"/>
